--- a/2 opd/lab/lab6/report.docx
+++ b/2 opd/lab/lab6/report.docx
@@ -176,18 +176,8 @@
           <w:sz w:val="28"/>
           <w:szCs w:val="28"/>
         </w:rPr>
-        <w:t xml:space="preserve">Башлачёв </w:t>
-      </w:r>
-      <w:proofErr w:type="gramStart"/>
-      <w:r>
-        <w:rPr>
-          <w:rFonts w:ascii="Times New Roman" w:hAnsi="Times New Roman" w:cs="Times New Roman"/>
-          <w:sz w:val="28"/>
-          <w:szCs w:val="28"/>
-        </w:rPr>
-        <w:t>А.П.</w:t>
-      </w:r>
-      <w:proofErr w:type="gramEnd"/>
+        <w:t>Башлачёв А.П.</w:t>
+      </w:r>
     </w:p>
     <w:p>
       <w:pPr>
@@ -940,9 +930,6 @@
     <w:p>
       <w:pPr>
         <w:pStyle w:val="1"/>
-        <w:rPr>
-          <w:lang w:val="en-US"/>
-        </w:rPr>
       </w:pPr>
       <w:bookmarkStart w:id="0" w:name="_Toc231489617"/>
       <w:r>
@@ -1078,35 +1065,7 @@
         <w:rPr>
           <w:lang w:val="en-US"/>
         </w:rPr>
-        <w:t xml:space="preserve">V2: WORD $INT1, 0x180; int1 - x </w:t>
-      </w:r>
-      <w:proofErr w:type="spellStart"/>
-      <w:r>
-        <w:rPr>
-          <w:lang w:val="en-US"/>
-        </w:rPr>
-        <w:t>xor</w:t>
-      </w:r>
-      <w:proofErr w:type="spellEnd"/>
-      <w:r>
-        <w:rPr>
-          <w:lang w:val="en-US"/>
-        </w:rPr>
-        <w:t xml:space="preserve"> ву</w:t>
-      </w:r>
-      <w:proofErr w:type="gramStart"/>
-      <w:r>
-        <w:rPr>
-          <w:lang w:val="en-US"/>
-        </w:rPr>
-        <w:t>2  -</w:t>
-      </w:r>
-      <w:proofErr w:type="gramEnd"/>
-      <w:r>
-        <w:rPr>
-          <w:lang w:val="en-US"/>
-        </w:rPr>
-        <w:t>&gt; x</w:t>
+        <w:t>V2: WORD $INT1, 0x180; int1 - x xor ву2  -&gt; x</w:t>
       </w:r>
     </w:p>
     <w:p>
@@ -2227,7 +2186,22 @@
         <w:t>ОДЗ</w:t>
       </w:r>
       <w:r>
-        <w:t xml:space="preserve"> и ОПИ</w:t>
+        <w:rPr>
+          <w:lang w:val="en-US"/>
+        </w:rPr>
+        <w:t xml:space="preserve"> </w:t>
+      </w:r>
+      <w:r>
+        <w:t>и</w:t>
+      </w:r>
+      <w:r>
+        <w:rPr>
+          <w:lang w:val="en-US"/>
+        </w:rPr>
+        <w:t xml:space="preserve"> </w:t>
+      </w:r>
+      <w:r>
+        <w:t>ОПИ</w:t>
       </w:r>
       <w:bookmarkEnd w:id="2"/>
     </w:p>
@@ -2275,6 +2249,457 @@
       </w:r>
       <w:r>
         <w:t xml:space="preserve"> </w:t>
+      </w:r>
+    </w:p>
+    <w:p>
+      <w:pPr>
+        <w:pStyle w:val="1"/>
+      </w:pPr>
+      <w:r>
+        <w:t>Методика тестирования</w:t>
+      </w:r>
+    </w:p>
+    <w:p>
+      <w:r>
+        <w:t>1.</w:t>
+      </w:r>
+    </w:p>
+    <w:p>
+      <w:r>
+        <w:t>1)</w:t>
+      </w:r>
+      <w:r>
+        <w:t xml:space="preserve"> </w:t>
+      </w:r>
+      <w:r>
+        <w:t>Загрузить программу в память БЭВМ</w:t>
+      </w:r>
+    </w:p>
+    <w:p>
+      <w:pPr>
+        <w:rPr>
+          <w:lang w:val="en-US"/>
+        </w:rPr>
+      </w:pPr>
+      <w:r>
+        <w:t xml:space="preserve">2) Поменять значение </w:t>
+      </w:r>
+      <w:r>
+        <w:rPr>
+          <w:lang w:val="en-US"/>
+        </w:rPr>
+        <w:t>NOP</w:t>
+      </w:r>
+      <w:r>
+        <w:t xml:space="preserve"> </w:t>
+      </w:r>
+      <w:r>
+        <w:t xml:space="preserve">на </w:t>
+      </w:r>
+      <w:r>
+        <w:rPr>
+          <w:lang w:val="en-US"/>
+        </w:rPr>
+        <w:t>HLT</w:t>
+      </w:r>
+      <w:r>
+        <w:t xml:space="preserve"> </w:t>
+      </w:r>
+      <w:r>
+        <w:t xml:space="preserve">в цикле по метке </w:t>
+      </w:r>
+      <w:r>
+        <w:rPr>
+          <w:lang w:val="en-US"/>
+        </w:rPr>
+        <w:t>DECLP</w:t>
+      </w:r>
+    </w:p>
+    <w:p>
+      <w:r>
+        <w:t>3) Запустить программу, переведя тумблер работа</w:t>
+      </w:r>
+      <w:r>
+        <w:t>/</w:t>
+      </w:r>
+      <w:r>
+        <w:t>останов в положение работа и нажав кнопку пуск</w:t>
+      </w:r>
+    </w:p>
+    <w:p>
+      <w:r>
+        <w:t>4</w:t>
+      </w:r>
+      <w:r>
+        <w:t>) Мы должны увидеть значение -3</w:t>
+      </w:r>
+      <w:r>
+        <w:rPr>
+          <w:vertAlign w:val="subscript"/>
+        </w:rPr>
+        <w:t xml:space="preserve">10 </w:t>
+      </w:r>
+      <w:r>
+        <w:t>= (</w:t>
+      </w:r>
+      <w:r>
+        <w:rPr>
+          <w:lang w:val="en-US"/>
+        </w:rPr>
+        <w:t>FFFD</w:t>
+      </w:r>
+      <w:r>
+        <w:t>)</w:t>
+      </w:r>
+      <w:r>
+        <w:rPr>
+          <w:vertAlign w:val="subscript"/>
+        </w:rPr>
+        <w:t>16</w:t>
+      </w:r>
+      <w:r>
+        <w:t xml:space="preserve"> </w:t>
+      </w:r>
+      <w:r>
+        <w:t xml:space="preserve">в ячейке </w:t>
+      </w:r>
+      <w:r>
+        <w:rPr>
+          <w:lang w:val="en-US"/>
+        </w:rPr>
+        <w:t>X</w:t>
+      </w:r>
+      <w:r>
+        <w:t xml:space="preserve"> </w:t>
+      </w:r>
+      <w:r>
+        <w:t>по адресу 04А</w:t>
+      </w:r>
+    </w:p>
+    <w:p>
+      <w:r>
+        <w:t>2.</w:t>
+      </w:r>
+    </w:p>
+    <w:p>
+      <w:r>
+        <w:t xml:space="preserve">1) </w:t>
+      </w:r>
+      <w:r>
+        <w:t>Загрузить программу в память БЭВМ</w:t>
+      </w:r>
+    </w:p>
+    <w:p>
+      <w:r>
+        <w:t>2</w:t>
+      </w:r>
+      <w:r>
+        <w:t xml:space="preserve">) </w:t>
+      </w:r>
+      <w:r>
+        <w:t xml:space="preserve">Поменять значение </w:t>
+      </w:r>
+      <w:r>
+        <w:rPr>
+          <w:lang w:val="en-US"/>
+        </w:rPr>
+        <w:t>NOP</w:t>
+      </w:r>
+      <w:r>
+        <w:t xml:space="preserve"> </w:t>
+      </w:r>
+      <w:r>
+        <w:t xml:space="preserve">на </w:t>
+      </w:r>
+      <w:r>
+        <w:rPr>
+          <w:lang w:val="en-US"/>
+        </w:rPr>
+        <w:t>HLT</w:t>
+      </w:r>
+      <w:r>
+        <w:t xml:space="preserve"> </w:t>
+      </w:r>
+      <w:r>
+        <w:t xml:space="preserve">в </w:t>
+      </w:r>
+      <w:r>
+        <w:t xml:space="preserve">обработчике прерывания по метке </w:t>
+      </w:r>
+      <w:r>
+        <w:rPr>
+          <w:lang w:val="en-US"/>
+        </w:rPr>
+        <w:t>INT</w:t>
+      </w:r>
+      <w:r>
+        <w:t>2</w:t>
+      </w:r>
+    </w:p>
+    <w:p>
+      <w:r>
+        <w:t>3</w:t>
+      </w:r>
+      <w:r>
+        <w:t xml:space="preserve">) </w:t>
+      </w:r>
+      <w:r>
+        <w:t>Запустить программу</w:t>
+      </w:r>
+    </w:p>
+    <w:p>
+      <w:r>
+        <w:lastRenderedPageBreak/>
+        <w:t>4) В любой момент нажать кнопку готовности на ВУ-3</w:t>
+      </w:r>
+    </w:p>
+    <w:p>
+      <w:r>
+        <w:t>5) Записать значение аккумулятора после остановки программы – это значение х</w:t>
+      </w:r>
+    </w:p>
+    <w:p>
+      <w:r>
+        <w:t>6) Продолжить выполнение программы</w:t>
+      </w:r>
+    </w:p>
+    <w:p>
+      <w:r>
+        <w:t>7) Записать значение аккумулятора после остановки программы – там должно быть значение функции -3х+2</w:t>
+      </w:r>
+    </w:p>
+    <w:p>
+      <w:r>
+        <w:t>3.</w:t>
+      </w:r>
+    </w:p>
+    <w:p>
+      <w:r>
+        <w:t xml:space="preserve">1) </w:t>
+      </w:r>
+      <w:r>
+        <w:t>Загрузить программу в память БЭВМ</w:t>
+      </w:r>
+    </w:p>
+    <w:p>
+      <w:pPr>
+        <w:rPr>
+          <w:lang w:val="en-US"/>
+        </w:rPr>
+      </w:pPr>
+      <w:r>
+        <w:t xml:space="preserve">2) </w:t>
+      </w:r>
+      <w:r>
+        <w:t xml:space="preserve">Поменять значение </w:t>
+      </w:r>
+      <w:r>
+        <w:rPr>
+          <w:lang w:val="en-US"/>
+        </w:rPr>
+        <w:t>NOP</w:t>
+      </w:r>
+      <w:r>
+        <w:t xml:space="preserve"> </w:t>
+      </w:r>
+      <w:r>
+        <w:t xml:space="preserve">на </w:t>
+      </w:r>
+      <w:r>
+        <w:rPr>
+          <w:lang w:val="en-US"/>
+        </w:rPr>
+        <w:t>HLT</w:t>
+      </w:r>
+      <w:r>
+        <w:t xml:space="preserve"> </w:t>
+      </w:r>
+      <w:r>
+        <w:t xml:space="preserve">в обработчике прерывания по метке </w:t>
+      </w:r>
+      <w:r>
+        <w:rPr>
+          <w:lang w:val="en-US"/>
+        </w:rPr>
+        <w:t>INT</w:t>
+      </w:r>
+      <w:r>
+        <w:t>1</w:t>
+      </w:r>
+    </w:p>
+    <w:p>
+      <w:r>
+        <w:rPr>
+          <w:lang w:val="en-US"/>
+        </w:rPr>
+        <w:t xml:space="preserve">3) </w:t>
+      </w:r>
+      <w:r>
+        <w:t>Запустить программу</w:t>
+      </w:r>
+    </w:p>
+    <w:p>
+      <w:r>
+        <w:t>4) Установить любое значение на ВУ-2, используя стрелки на клавиатуре</w:t>
+      </w:r>
+    </w:p>
+    <w:p>
+      <w:r>
+        <w:t xml:space="preserve">5) </w:t>
+      </w:r>
+      <w:r>
+        <w:t>В любой момент нажать кнопку готовности на ВУ-2</w:t>
+      </w:r>
+    </w:p>
+    <w:p>
+      <w:r>
+        <w:t>6) Записать значение на аккумуляторе, это будет значение Х</w:t>
+      </w:r>
+    </w:p>
+    <w:p>
+      <w:r>
+        <w:t>7) Продолжить выполнение программы</w:t>
+      </w:r>
+    </w:p>
+    <w:p>
+      <w:r>
+        <w:t xml:space="preserve">8) Записать значение аккумулятора после остановки программы – там должно быть значение функции Х </w:t>
+      </w:r>
+      <w:r>
+        <w:rPr>
+          <w:lang w:val="en-US"/>
+        </w:rPr>
+        <w:t>XOR</w:t>
+      </w:r>
+      <w:r>
+        <w:t xml:space="preserve"> </w:t>
+      </w:r>
+      <w:r>
+        <w:t>(ВУ-2)</w:t>
+      </w:r>
+    </w:p>
+    <w:p>
+      <w:r>
+        <w:t>4.</w:t>
+      </w:r>
+    </w:p>
+    <w:p>
+      <w:r>
+        <w:t>1) Загрузить программу в память БЭВМ</w:t>
+      </w:r>
+    </w:p>
+    <w:p>
+      <w:pPr>
+        <w:rPr>
+          <w:lang w:val="en-US"/>
+        </w:rPr>
+      </w:pPr>
+      <w:r>
+        <w:t xml:space="preserve">2) Поменять значение </w:t>
+      </w:r>
+      <w:r>
+        <w:rPr>
+          <w:lang w:val="en-US"/>
+        </w:rPr>
+        <w:t>NOP</w:t>
+      </w:r>
+      <w:r>
+        <w:t xml:space="preserve"> </w:t>
+      </w:r>
+      <w:r>
+        <w:t xml:space="preserve">на </w:t>
+      </w:r>
+      <w:r>
+        <w:rPr>
+          <w:lang w:val="en-US"/>
+        </w:rPr>
+        <w:t>HLT</w:t>
+      </w:r>
+      <w:r>
+        <w:t xml:space="preserve"> </w:t>
+      </w:r>
+      <w:r>
+        <w:t xml:space="preserve">в функции по метке </w:t>
+      </w:r>
+      <w:r>
+        <w:rPr>
+          <w:lang w:val="en-US"/>
+        </w:rPr>
+        <w:t>SAVE</w:t>
+      </w:r>
+      <w:r>
+        <w:t>_</w:t>
+      </w:r>
+      <w:r>
+        <w:rPr>
+          <w:lang w:val="en-US"/>
+        </w:rPr>
+        <w:t>MAX</w:t>
+      </w:r>
+    </w:p>
+    <w:p>
+      <w:r>
+        <w:t>3) Запустить программу</w:t>
+      </w:r>
+    </w:p>
+    <w:p>
+      <w:r>
+        <w:t>4) Ввести на ВУ-2 значение 1000 0000</w:t>
+      </w:r>
+    </w:p>
+    <w:p>
+      <w:r>
+        <w:t>5) В любой момент нажать кнопку готовности ВУ-2</w:t>
+      </w:r>
+    </w:p>
+    <w:p>
+      <w:pPr>
+        <w:rPr>
+          <w:lang w:val="en-US"/>
+        </w:rPr>
+      </w:pPr>
+      <w:r>
+        <w:t xml:space="preserve">6) Записать значение аккумулятора – оно должно выходить за пределы </w:t>
+      </w:r>
+      <w:r>
+        <w:t>[-41; 42]</w:t>
+      </w:r>
+    </w:p>
+    <w:p>
+      <w:r>
+        <w:rPr>
+          <w:lang w:val="en-US"/>
+        </w:rPr>
+        <w:t xml:space="preserve">7) </w:t>
+      </w:r>
+      <w:r>
+        <w:t>Продолжить выполнение программы</w:t>
+      </w:r>
+    </w:p>
+    <w:p>
+      <w:r>
+        <w:t>8) Записать значение аккумулятора после остановки программы, там должно быть значение 42</w:t>
+      </w:r>
+      <w:r>
+        <w:rPr>
+          <w:vertAlign w:val="subscript"/>
+        </w:rPr>
+        <w:t xml:space="preserve">10 </w:t>
+      </w:r>
+      <w:r>
+        <w:t>= 2</w:t>
+      </w:r>
+      <w:r>
+        <w:rPr>
+          <w:lang w:val="en-US"/>
+        </w:rPr>
+        <w:t>A</w:t>
+      </w:r>
+      <w:r>
+        <w:rPr>
+          <w:vertAlign w:val="subscript"/>
+        </w:rPr>
+        <w:t>16</w:t>
       </w:r>
     </w:p>
     <w:p>
@@ -3165,7 +3590,7 @@
   <w:style w:type="paragraph" w:default="1" w:styleId="a">
     <w:name w:val="Normal"/>
     <w:qFormat/>
-    <w:rsid w:val="00EB0A7B"/>
+    <w:rsid w:val="00DA0212"/>
   </w:style>
   <w:style w:type="paragraph" w:styleId="1">
     <w:name w:val="heading 1"/>
@@ -3368,6 +3793,7 @@
   <w:style w:type="character" w:default="1" w:styleId="a0">
     <w:name w:val="Default Paragraph Font"/>
     <w:uiPriority w:val="1"/>
+    <w:semiHidden/>
     <w:unhideWhenUsed/>
   </w:style>
   <w:style w:type="table" w:default="1" w:styleId="a1">
